--- a/DTIPEJÄ.261/Harjoitus4.docx
+++ b/DTIPEJÄ.261/Harjoitus4.docx
@@ -2401,6 +2401,86 @@
       <w:pPr>
         <w:pStyle w:val="BodyText"/>
         <w:widowControl/>
+        <w:pBdr/>
+        <w:bidi w:val="0"/>
+        <w:spacing w:lineRule="auto" w:line="360" w:before="0" w:after="0"/>
+        <w:ind w:hanging="0" w:start="0" w:end="0"/>
+        <w:jc w:val="start"/>
+        <w:rPr>
+          <w:rFonts w:ascii="Open Sans;Helvetica;Arial;sans-serif" w:hAnsi="Open Sans;Helvetica;Arial;sans-serif"/>
+          <w:b w:val="false"/>
+          <w:i w:val="false"/>
+          <w:caps w:val="false"/>
+          <w:smallCaps w:val="false"/>
+          <w:color w:val="333333"/>
+          <w:spacing w:val="0"/>
+          <w:sz w:val="24"/>
+        </w:rPr>
+      </w:pPr>
+      <w:r>
+        <w:rPr>
+          <w:rFonts w:ascii="Open Sans;Helvetica;Arial;sans-serif" w:hAnsi="Open Sans;Helvetica;Arial;sans-serif"/>
+          <w:b w:val="false"/>
+          <w:i w:val="false"/>
+          <w:caps w:val="false"/>
+          <w:smallCaps w:val="false"/>
+          <w:color w:val="333333"/>
+          <w:spacing w:val="0"/>
+          <w:sz w:val="24"/>
+        </w:rPr>
+        <w:t xml:space="preserve">- </w:t>
+      </w:r>
+      <w:r>
+        <w:rPr>
+          <w:rFonts w:ascii="Open Sans;Helvetica;Arial;sans-serif" w:hAnsi="Open Sans;Helvetica;Arial;sans-serif"/>
+          <w:b w:val="false"/>
+          <w:i w:val="false"/>
+          <w:caps w:val="false"/>
+          <w:smallCaps w:val="false"/>
+          <w:color w:val="333333"/>
+          <w:spacing w:val="0"/>
+          <w:sz w:val="24"/>
+        </w:rPr>
+        <w:t>Usb irroitus ja kokeilu toisessa portissa</w:t>
+      </w:r>
+    </w:p>
+    <w:p>
+      <w:pPr>
+        <w:pStyle w:val="BodyText"/>
+        <w:widowControl/>
+        <w:pBdr/>
+        <w:bidi w:val="0"/>
+        <w:spacing w:lineRule="auto" w:line="360" w:before="0" w:after="0"/>
+        <w:ind w:hanging="0" w:start="0" w:end="0"/>
+        <w:jc w:val="start"/>
+        <w:rPr>
+          <w:rFonts w:ascii="Open Sans;Helvetica;Arial;sans-serif" w:hAnsi="Open Sans;Helvetica;Arial;sans-serif"/>
+          <w:b w:val="false"/>
+          <w:i w:val="false"/>
+          <w:caps w:val="false"/>
+          <w:smallCaps w:val="false"/>
+          <w:color w:val="333333"/>
+          <w:spacing w:val="0"/>
+          <w:sz w:val="24"/>
+        </w:rPr>
+      </w:pPr>
+      <w:r>
+        <w:rPr>
+          <w:rFonts w:ascii="Open Sans;Helvetica;Arial;sans-serif" w:hAnsi="Open Sans;Helvetica;Arial;sans-serif"/>
+          <w:b w:val="false"/>
+          <w:i w:val="false"/>
+          <w:caps w:val="false"/>
+          <w:smallCaps w:val="false"/>
+          <w:color w:val="333333"/>
+          <w:spacing w:val="0"/>
+          <w:sz w:val="24"/>
+        </w:rPr>
+      </w:r>
+    </w:p>
+    <w:p>
+      <w:pPr>
+        <w:pStyle w:val="BodyText"/>
+        <w:widowControl/>
         <w:numPr>
           <w:ilvl w:val="0"/>
           <w:numId w:val="2"/>
@@ -2443,6 +2523,185 @@
       <w:pPr>
         <w:pStyle w:val="BodyText"/>
         <w:widowControl/>
+        <w:pBdr/>
+        <w:bidi w:val="0"/>
+        <w:spacing w:lineRule="auto" w:line="360" w:before="0" w:after="0"/>
+        <w:ind w:hanging="0" w:start="0" w:end="0"/>
+        <w:jc w:val="start"/>
+        <w:rPr>
+          <w:rFonts w:ascii="Open Sans;Helvetica;Arial;sans-serif" w:hAnsi="Open Sans;Helvetica;Arial;sans-serif"/>
+          <w:b w:val="false"/>
+          <w:i w:val="false"/>
+          <w:caps w:val="false"/>
+          <w:smallCaps w:val="false"/>
+          <w:color w:val="333333"/>
+          <w:spacing w:val="0"/>
+          <w:sz w:val="24"/>
+        </w:rPr>
+      </w:pPr>
+      <w:r>
+        <w:rPr>
+          <w:rFonts w:ascii="Open Sans;Helvetica;Arial;sans-serif" w:hAnsi="Open Sans;Helvetica;Arial;sans-serif"/>
+          <w:b w:val="false"/>
+          <w:i w:val="false"/>
+          <w:caps w:val="false"/>
+          <w:smallCaps w:val="false"/>
+          <w:color w:val="333333"/>
+          <w:spacing w:val="0"/>
+          <w:sz w:val="24"/>
+        </w:rPr>
+        <w:t xml:space="preserve">- </w:t>
+      </w:r>
+      <w:r>
+        <w:rPr>
+          <w:rFonts w:ascii="Open Sans;Helvetica;Arial;sans-serif" w:hAnsi="Open Sans;Helvetica;Arial;sans-serif"/>
+          <w:b w:val="false"/>
+          <w:i w:val="false"/>
+          <w:caps w:val="false"/>
+          <w:smallCaps w:val="false"/>
+          <w:color w:val="333333"/>
+          <w:spacing w:val="0"/>
+          <w:sz w:val="24"/>
+        </w:rPr>
+        <w:t>Kovalevy on todennäköisesti hajoamassa ja suosittelisin ottamaan heti kaiken talteen esim uudelle levylle jos mahdollista</w:t>
+      </w:r>
+    </w:p>
+    <w:p>
+      <w:pPr>
+        <w:pStyle w:val="BodyText"/>
+        <w:widowControl/>
+        <w:pBdr/>
+        <w:bidi w:val="0"/>
+        <w:spacing w:lineRule="auto" w:line="360" w:before="0" w:after="0"/>
+        <w:ind w:hanging="0" w:start="0" w:end="0"/>
+        <w:jc w:val="start"/>
+        <w:rPr>
+          <w:rFonts w:ascii="Open Sans;Helvetica;Arial;sans-serif" w:hAnsi="Open Sans;Helvetica;Arial;sans-serif"/>
+          <w:b w:val="false"/>
+          <w:i w:val="false"/>
+          <w:caps w:val="false"/>
+          <w:smallCaps w:val="false"/>
+          <w:color w:val="333333"/>
+          <w:spacing w:val="0"/>
+          <w:sz w:val="24"/>
+        </w:rPr>
+      </w:pPr>
+      <w:r>
+        <w:rPr>
+          <w:rFonts w:ascii="Open Sans;Helvetica;Arial;sans-serif" w:hAnsi="Open Sans;Helvetica;Arial;sans-serif"/>
+          <w:b w:val="false"/>
+          <w:i w:val="false"/>
+          <w:caps w:val="false"/>
+          <w:smallCaps w:val="false"/>
+          <w:color w:val="333333"/>
+          <w:spacing w:val="0"/>
+          <w:sz w:val="24"/>
+        </w:rPr>
+      </w:r>
+    </w:p>
+    <w:p>
+      <w:pPr>
+        <w:pStyle w:val="BodyText"/>
+        <w:widowControl/>
+        <w:pBdr/>
+        <w:bidi w:val="0"/>
+        <w:spacing w:lineRule="auto" w:line="360" w:before="0" w:after="0"/>
+        <w:ind w:hanging="0" w:start="0" w:end="0"/>
+        <w:jc w:val="start"/>
+        <w:rPr>
+          <w:rFonts w:ascii="Open Sans;Helvetica;Arial;sans-serif" w:hAnsi="Open Sans;Helvetica;Arial;sans-serif"/>
+          <w:b w:val="false"/>
+          <w:i w:val="false"/>
+          <w:caps w:val="false"/>
+          <w:smallCaps w:val="false"/>
+          <w:color w:val="333333"/>
+          <w:spacing w:val="0"/>
+          <w:sz w:val="24"/>
+        </w:rPr>
+      </w:pPr>
+      <w:r>
+        <w:rPr>
+          <w:rFonts w:ascii="Open Sans;Helvetica;Arial;sans-serif" w:hAnsi="Open Sans;Helvetica;Arial;sans-serif"/>
+          <w:b w:val="false"/>
+          <w:i w:val="false"/>
+          <w:caps w:val="false"/>
+          <w:smallCaps w:val="false"/>
+          <w:color w:val="333333"/>
+          <w:spacing w:val="0"/>
+          <w:sz w:val="24"/>
+        </w:rPr>
+      </w:r>
+    </w:p>
+    <w:p>
+      <w:pPr>
+        <w:pStyle w:val="BodyText"/>
+        <w:widowControl/>
+        <w:pBdr/>
+        <w:bidi w:val="0"/>
+        <w:spacing w:lineRule="auto" w:line="360" w:before="0" w:after="0"/>
+        <w:ind w:hanging="0" w:start="0" w:end="0"/>
+        <w:jc w:val="start"/>
+        <w:rPr>
+          <w:rFonts w:ascii="Open Sans;Helvetica;Arial;sans-serif" w:hAnsi="Open Sans;Helvetica;Arial;sans-serif"/>
+          <w:b w:val="false"/>
+          <w:i w:val="false"/>
+          <w:caps w:val="false"/>
+          <w:smallCaps w:val="false"/>
+          <w:color w:val="333333"/>
+          <w:spacing w:val="0"/>
+          <w:sz w:val="24"/>
+        </w:rPr>
+      </w:pPr>
+      <w:r>
+        <w:rPr>
+          <w:rFonts w:ascii="Open Sans;Helvetica;Arial;sans-serif" w:hAnsi="Open Sans;Helvetica;Arial;sans-serif"/>
+          <w:b w:val="false"/>
+          <w:i w:val="false"/>
+          <w:caps w:val="false"/>
+          <w:smallCaps w:val="false"/>
+          <w:color w:val="333333"/>
+          <w:spacing w:val="0"/>
+          <w:sz w:val="24"/>
+        </w:rPr>
+      </w:r>
+    </w:p>
+    <w:p>
+      <w:pPr>
+        <w:pStyle w:val="BodyText"/>
+        <w:widowControl/>
+        <w:pBdr/>
+        <w:bidi w:val="0"/>
+        <w:spacing w:lineRule="auto" w:line="360" w:before="0" w:after="0"/>
+        <w:ind w:hanging="0" w:start="0" w:end="0"/>
+        <w:jc w:val="start"/>
+        <w:rPr>
+          <w:rFonts w:ascii="Open Sans;Helvetica;Arial;sans-serif" w:hAnsi="Open Sans;Helvetica;Arial;sans-serif"/>
+          <w:b w:val="false"/>
+          <w:i w:val="false"/>
+          <w:caps w:val="false"/>
+          <w:smallCaps w:val="false"/>
+          <w:color w:val="333333"/>
+          <w:spacing w:val="0"/>
+          <w:sz w:val="24"/>
+        </w:rPr>
+      </w:pPr>
+      <w:r>
+        <w:rPr>
+          <w:rFonts w:ascii="Open Sans;Helvetica;Arial;sans-serif" w:hAnsi="Open Sans;Helvetica;Arial;sans-serif"/>
+          <w:b w:val="false"/>
+          <w:i w:val="false"/>
+          <w:caps w:val="false"/>
+          <w:smallCaps w:val="false"/>
+          <w:color w:val="333333"/>
+          <w:spacing w:val="0"/>
+          <w:sz w:val="24"/>
+        </w:rPr>
+      </w:r>
+    </w:p>
+    <w:p>
+      <w:pPr>
+        <w:pStyle w:val="BodyText"/>
+        <w:widowControl/>
         <w:numPr>
           <w:ilvl w:val="0"/>
           <w:numId w:val="2"/>
@@ -2485,6 +2744,73 @@
       <w:pPr>
         <w:pStyle w:val="BodyText"/>
         <w:widowControl/>
+        <w:pBdr/>
+        <w:bidi w:val="0"/>
+        <w:spacing w:lineRule="auto" w:line="360" w:before="0" w:after="0"/>
+        <w:ind w:hanging="0" w:start="0" w:end="0"/>
+        <w:jc w:val="start"/>
+        <w:rPr>
+          <w:rFonts w:ascii="Open Sans;Helvetica;Arial;sans-serif" w:hAnsi="Open Sans;Helvetica;Arial;sans-serif"/>
+          <w:b w:val="false"/>
+          <w:i w:val="false"/>
+          <w:caps w:val="false"/>
+          <w:smallCaps w:val="false"/>
+          <w:color w:val="333333"/>
+          <w:spacing w:val="0"/>
+          <w:sz w:val="24"/>
+        </w:rPr>
+      </w:pPr>
+      <w:r>
+        <w:rPr>
+          <w:rFonts w:ascii="Open Sans;Helvetica;Arial;sans-serif" w:hAnsi="Open Sans;Helvetica;Arial;sans-serif"/>
+          <w:b w:val="false"/>
+          <w:i w:val="false"/>
+          <w:caps w:val="false"/>
+          <w:smallCaps w:val="false"/>
+          <w:color w:val="333333"/>
+          <w:spacing w:val="0"/>
+          <w:sz w:val="24"/>
+        </w:rPr>
+        <w:t>- Virtalähde rikki?</w:t>
+      </w:r>
+    </w:p>
+    <w:p>
+      <w:pPr>
+        <w:pStyle w:val="BodyText"/>
+        <w:widowControl/>
+        <w:pBdr/>
+        <w:bidi w:val="0"/>
+        <w:spacing w:lineRule="auto" w:line="360" w:before="0" w:after="0"/>
+        <w:ind w:hanging="0" w:start="0" w:end="0"/>
+        <w:jc w:val="start"/>
+        <w:rPr>
+          <w:rFonts w:ascii="Open Sans;Helvetica;Arial;sans-serif" w:hAnsi="Open Sans;Helvetica;Arial;sans-serif"/>
+          <w:b w:val="false"/>
+          <w:i w:val="false"/>
+          <w:caps w:val="false"/>
+          <w:smallCaps w:val="false"/>
+          <w:color w:val="333333"/>
+          <w:spacing w:val="0"/>
+          <w:sz w:val="24"/>
+        </w:rPr>
+      </w:pPr>
+      <w:r>
+        <w:rPr>
+          <w:rFonts w:ascii="Open Sans;Helvetica;Arial;sans-serif" w:hAnsi="Open Sans;Helvetica;Arial;sans-serif"/>
+          <w:b w:val="false"/>
+          <w:i w:val="false"/>
+          <w:caps w:val="false"/>
+          <w:smallCaps w:val="false"/>
+          <w:color w:val="333333"/>
+          <w:spacing w:val="0"/>
+          <w:sz w:val="24"/>
+        </w:rPr>
+      </w:r>
+    </w:p>
+    <w:p>
+      <w:pPr>
+        <w:pStyle w:val="BodyText"/>
+        <w:widowControl/>
         <w:numPr>
           <w:ilvl w:val="0"/>
           <w:numId w:val="2"/>
@@ -2527,6 +2853,73 @@
       <w:pPr>
         <w:pStyle w:val="BodyText"/>
         <w:widowControl/>
+        <w:pBdr/>
+        <w:bidi w:val="0"/>
+        <w:spacing w:lineRule="auto" w:line="360" w:before="0" w:after="0"/>
+        <w:ind w:hanging="0" w:start="0" w:end="0"/>
+        <w:jc w:val="start"/>
+        <w:rPr>
+          <w:rFonts w:ascii="Open Sans;Helvetica;Arial;sans-serif" w:hAnsi="Open Sans;Helvetica;Arial;sans-serif"/>
+          <w:b w:val="false"/>
+          <w:i w:val="false"/>
+          <w:caps w:val="false"/>
+          <w:smallCaps w:val="false"/>
+          <w:color w:val="333333"/>
+          <w:spacing w:val="0"/>
+          <w:sz w:val="24"/>
+        </w:rPr>
+      </w:pPr>
+      <w:r>
+        <w:rPr>
+          <w:rFonts w:ascii="Open Sans;Helvetica;Arial;sans-serif" w:hAnsi="Open Sans;Helvetica;Arial;sans-serif"/>
+          <w:b w:val="false"/>
+          <w:i w:val="false"/>
+          <w:caps w:val="false"/>
+          <w:smallCaps w:val="false"/>
+          <w:color w:val="333333"/>
+          <w:spacing w:val="0"/>
+          <w:sz w:val="24"/>
+        </w:rPr>
+        <w:t>- Koittaisin vikasieto tilaa ensimmäisenä</w:t>
+      </w:r>
+    </w:p>
+    <w:p>
+      <w:pPr>
+        <w:pStyle w:val="BodyText"/>
+        <w:widowControl/>
+        <w:pBdr/>
+        <w:bidi w:val="0"/>
+        <w:spacing w:lineRule="auto" w:line="360" w:before="0" w:after="0"/>
+        <w:ind w:hanging="0" w:start="0" w:end="0"/>
+        <w:jc w:val="start"/>
+        <w:rPr>
+          <w:rFonts w:ascii="Open Sans;Helvetica;Arial;sans-serif" w:hAnsi="Open Sans;Helvetica;Arial;sans-serif"/>
+          <w:b w:val="false"/>
+          <w:i w:val="false"/>
+          <w:caps w:val="false"/>
+          <w:smallCaps w:val="false"/>
+          <w:color w:val="333333"/>
+          <w:spacing w:val="0"/>
+          <w:sz w:val="24"/>
+        </w:rPr>
+      </w:pPr>
+      <w:r>
+        <w:rPr>
+          <w:rFonts w:ascii="Open Sans;Helvetica;Arial;sans-serif" w:hAnsi="Open Sans;Helvetica;Arial;sans-serif"/>
+          <w:b w:val="false"/>
+          <w:i w:val="false"/>
+          <w:caps w:val="false"/>
+          <w:smallCaps w:val="false"/>
+          <w:color w:val="333333"/>
+          <w:spacing w:val="0"/>
+          <w:sz w:val="24"/>
+        </w:rPr>
+      </w:r>
+    </w:p>
+    <w:p>
+      <w:pPr>
+        <w:pStyle w:val="BodyText"/>
+        <w:widowControl/>
         <w:numPr>
           <w:ilvl w:val="0"/>
           <w:numId w:val="2"/>
@@ -2569,6 +2962,304 @@
       <w:pPr>
         <w:pStyle w:val="BodyText"/>
         <w:widowControl/>
+        <w:pBdr/>
+        <w:bidi w:val="0"/>
+        <w:spacing w:lineRule="auto" w:line="360" w:before="0" w:after="0"/>
+        <w:ind w:hanging="0" w:start="0" w:end="0"/>
+        <w:jc w:val="start"/>
+        <w:rPr>
+          <w:rFonts w:ascii="Open Sans;Helvetica;Arial;sans-serif" w:hAnsi="Open Sans;Helvetica;Arial;sans-serif"/>
+          <w:b w:val="false"/>
+          <w:i w:val="false"/>
+          <w:caps w:val="false"/>
+          <w:smallCaps w:val="false"/>
+          <w:color w:val="333333"/>
+          <w:spacing w:val="0"/>
+          <w:sz w:val="24"/>
+        </w:rPr>
+      </w:pPr>
+      <w:r>
+        <w:rPr>
+          <w:rFonts w:ascii="Open Sans;Helvetica;Arial;sans-serif" w:hAnsi="Open Sans;Helvetica;Arial;sans-serif"/>
+          <w:b w:val="false"/>
+          <w:i w:val="false"/>
+          <w:caps w:val="false"/>
+          <w:smallCaps w:val="false"/>
+          <w:color w:val="333333"/>
+          <w:spacing w:val="0"/>
+          <w:sz w:val="24"/>
+        </w:rPr>
+      </w:r>
+    </w:p>
+    <w:tbl>
+      <w:tblPr>
+        <w:tblW w:w="5587" w:type="dxa"/>
+        <w:jc w:val="start"/>
+        <w:tblInd w:w="0" w:type="dxa"/>
+        <w:tblLayout w:type="fixed"/>
+        <w:tblCellMar>
+          <w:top w:w="28" w:type="dxa"/>
+          <w:start w:w="28" w:type="dxa"/>
+          <w:bottom w:w="28" w:type="dxa"/>
+          <w:end w:w="28" w:type="dxa"/>
+        </w:tblCellMar>
+      </w:tblPr>
+      <w:tblGrid>
+        <w:gridCol w:w="1726"/>
+        <w:gridCol w:w="3861"/>
+      </w:tblGrid>
+      <w:tr>
+        <w:trPr>
+          <w:tblHeader w:val="true"/>
+        </w:trPr>
+        <w:tc>
+          <w:tcPr>
+            <w:tcW w:w="1726" w:type="dxa"/>
+            <w:tcBorders/>
+            <w:vAlign w:val="center"/>
+          </w:tcPr>
+          <w:p>
+            <w:pPr>
+              <w:pStyle w:val="Taulukonotsikko"/>
+              <w:suppressLineNumbers/>
+              <w:bidi w:val="0"/>
+              <w:jc w:val="center"/>
+              <w:rPr/>
+            </w:pPr>
+            <w:r>
+              <w:rPr/>
+              <w:t>Tilanne</w:t>
+            </w:r>
+          </w:p>
+        </w:tc>
+        <w:tc>
+          <w:tcPr>
+            <w:tcW w:w="3861" w:type="dxa"/>
+            <w:tcBorders/>
+            <w:vAlign w:val="center"/>
+          </w:tcPr>
+          <w:p>
+            <w:pPr>
+              <w:pStyle w:val="Taulukonotsikko"/>
+              <w:suppressLineNumbers/>
+              <w:bidi w:val="0"/>
+              <w:jc w:val="center"/>
+              <w:rPr/>
+            </w:pPr>
+            <w:r>
+              <w:rPr/>
+              <w:t>Ratkaisu</w:t>
+            </w:r>
+          </w:p>
+        </w:tc>
+      </w:tr>
+      <w:tr>
+        <w:trPr/>
+        <w:tc>
+          <w:tcPr>
+            <w:tcW w:w="1726" w:type="dxa"/>
+            <w:tcBorders/>
+            <w:vAlign w:val="center"/>
+          </w:tcPr>
+          <w:p>
+            <w:pPr>
+              <w:pStyle w:val="Taulukonsislt"/>
+              <w:widowControl w:val="false"/>
+              <w:suppressLineNumbers/>
+              <w:bidi w:val="0"/>
+              <w:jc w:val="start"/>
+              <w:rPr/>
+            </w:pPr>
+            <w:r>
+              <w:rPr/>
+              <w:t>Microsoft-tili</w:t>
+            </w:r>
+          </w:p>
+        </w:tc>
+        <w:tc>
+          <w:tcPr>
+            <w:tcW w:w="3861" w:type="dxa"/>
+            <w:tcBorders/>
+            <w:vAlign w:val="center"/>
+          </w:tcPr>
+          <w:p>
+            <w:pPr>
+              <w:pStyle w:val="Taulukonsislt"/>
+              <w:widowControl w:val="false"/>
+              <w:suppressLineNumbers/>
+              <w:bidi w:val="0"/>
+              <w:jc w:val="start"/>
+              <w:rPr/>
+            </w:pPr>
+            <w:r>
+              <w:rPr/>
+              <w:t>Salasanan palautus Microsoftin sivulla</w:t>
+            </w:r>
+          </w:p>
+        </w:tc>
+      </w:tr>
+      <w:tr>
+        <w:trPr/>
+        <w:tc>
+          <w:tcPr>
+            <w:tcW w:w="1726" w:type="dxa"/>
+            <w:tcBorders/>
+            <w:vAlign w:val="center"/>
+          </w:tcPr>
+          <w:p>
+            <w:pPr>
+              <w:pStyle w:val="Taulukonsislt"/>
+              <w:widowControl w:val="false"/>
+              <w:suppressLineNumbers/>
+              <w:bidi w:val="0"/>
+              <w:jc w:val="start"/>
+              <w:rPr/>
+            </w:pPr>
+            <w:r>
+              <w:rPr/>
+              <w:t>Paikallinen tili</w:t>
+            </w:r>
+          </w:p>
+        </w:tc>
+        <w:tc>
+          <w:tcPr>
+            <w:tcW w:w="3861" w:type="dxa"/>
+            <w:tcBorders/>
+            <w:vAlign w:val="center"/>
+          </w:tcPr>
+          <w:p>
+            <w:pPr>
+              <w:pStyle w:val="Taulukonsislt"/>
+              <w:widowControl w:val="false"/>
+              <w:suppressLineNumbers/>
+              <w:bidi w:val="0"/>
+              <w:jc w:val="start"/>
+              <w:rPr/>
+            </w:pPr>
+            <w:r>
+              <w:rPr/>
+              <w:t>Palautustila → Administrator-tili</w:t>
+            </w:r>
+          </w:p>
+        </w:tc>
+      </w:tr>
+      <w:tr>
+        <w:trPr/>
+        <w:tc>
+          <w:tcPr>
+            <w:tcW w:w="1726" w:type="dxa"/>
+            <w:tcBorders/>
+            <w:vAlign w:val="center"/>
+          </w:tcPr>
+          <w:p>
+            <w:pPr>
+              <w:pStyle w:val="Taulukonsislt"/>
+              <w:widowControl w:val="false"/>
+              <w:suppressLineNumbers/>
+              <w:bidi w:val="0"/>
+              <w:jc w:val="start"/>
+              <w:rPr/>
+            </w:pPr>
+            <w:r>
+              <w:rPr/>
+              <w:t>BitLocker päällä</w:t>
+            </w:r>
+          </w:p>
+        </w:tc>
+        <w:tc>
+          <w:tcPr>
+            <w:tcW w:w="3861" w:type="dxa"/>
+            <w:tcBorders/>
+            <w:vAlign w:val="center"/>
+          </w:tcPr>
+          <w:p>
+            <w:pPr>
+              <w:pStyle w:val="Taulukonsislt"/>
+              <w:widowControl w:val="false"/>
+              <w:suppressLineNumbers/>
+              <w:bidi w:val="0"/>
+              <w:jc w:val="start"/>
+              <w:rPr/>
+            </w:pPr>
+            <w:r>
+              <w:rPr/>
+              <w:t>Tarvitaan palautusavain</w:t>
+            </w:r>
+          </w:p>
+        </w:tc>
+      </w:tr>
+    </w:tbl>
+    <w:p>
+      <w:pPr>
+        <w:pStyle w:val="BodyText"/>
+        <w:widowControl/>
+        <w:pBdr/>
+        <w:bidi w:val="0"/>
+        <w:spacing w:lineRule="auto" w:line="360" w:before="0" w:after="0"/>
+        <w:ind w:hanging="0" w:start="0" w:end="0"/>
+        <w:jc w:val="start"/>
+        <w:rPr>
+          <w:rFonts w:ascii="Open Sans;Helvetica;Arial;sans-serif" w:hAnsi="Open Sans;Helvetica;Arial;sans-serif"/>
+          <w:b w:val="false"/>
+          <w:i w:val="false"/>
+          <w:caps w:val="false"/>
+          <w:smallCaps w:val="false"/>
+          <w:color w:val="333333"/>
+          <w:spacing w:val="0"/>
+          <w:sz w:val="24"/>
+        </w:rPr>
+      </w:pPr>
+      <w:r>
+        <w:rPr>
+          <w:rFonts w:ascii="Open Sans;Helvetica;Arial;sans-serif" w:hAnsi="Open Sans;Helvetica;Arial;sans-serif"/>
+          <w:b w:val="false"/>
+          <w:i w:val="false"/>
+          <w:caps w:val="false"/>
+          <w:smallCaps w:val="false"/>
+          <w:color w:val="333333"/>
+          <w:spacing w:val="0"/>
+          <w:sz w:val="24"/>
+        </w:rPr>
+        <w:t>(Lähde ChatGPT)</w:t>
+      </w:r>
+    </w:p>
+    <w:p>
+      <w:pPr>
+        <w:pStyle w:val="BodyText"/>
+        <w:widowControl/>
+        <w:pBdr/>
+        <w:bidi w:val="0"/>
+        <w:spacing w:lineRule="auto" w:line="360" w:before="0" w:after="0"/>
+        <w:ind w:hanging="0" w:start="0" w:end="0"/>
+        <w:jc w:val="start"/>
+        <w:rPr>
+          <w:rFonts w:ascii="Open Sans;Helvetica;Arial;sans-serif" w:hAnsi="Open Sans;Helvetica;Arial;sans-serif"/>
+          <w:b w:val="false"/>
+          <w:i w:val="false"/>
+          <w:caps w:val="false"/>
+          <w:smallCaps w:val="false"/>
+          <w:color w:val="333333"/>
+          <w:spacing w:val="0"/>
+          <w:sz w:val="24"/>
+        </w:rPr>
+      </w:pPr>
+      <w:r>
+        <w:rPr>
+          <w:rFonts w:ascii="Open Sans;Helvetica;Arial;sans-serif" w:hAnsi="Open Sans;Helvetica;Arial;sans-serif"/>
+          <w:b w:val="false"/>
+          <w:i w:val="false"/>
+          <w:caps w:val="false"/>
+          <w:smallCaps w:val="false"/>
+          <w:color w:val="333333"/>
+          <w:spacing w:val="0"/>
+          <w:sz w:val="24"/>
+        </w:rPr>
+      </w:r>
+    </w:p>
+    <w:p>
+      <w:pPr>
+        <w:pStyle w:val="BodyText"/>
+        <w:widowControl/>
         <w:numPr>
           <w:ilvl w:val="0"/>
           <w:numId w:val="2"/>
@@ -2611,6 +3302,86 @@
       <w:pPr>
         <w:pStyle w:val="BodyText"/>
         <w:widowControl/>
+        <w:pBdr/>
+        <w:bidi w:val="0"/>
+        <w:spacing w:lineRule="auto" w:line="360" w:before="0" w:after="0"/>
+        <w:ind w:hanging="0" w:start="0" w:end="0"/>
+        <w:jc w:val="start"/>
+        <w:rPr>
+          <w:rFonts w:ascii="Open Sans;Helvetica;Arial;sans-serif" w:hAnsi="Open Sans;Helvetica;Arial;sans-serif"/>
+          <w:b w:val="false"/>
+          <w:i w:val="false"/>
+          <w:caps w:val="false"/>
+          <w:smallCaps w:val="false"/>
+          <w:color w:val="333333"/>
+          <w:spacing w:val="0"/>
+          <w:sz w:val="24"/>
+        </w:rPr>
+      </w:pPr>
+      <w:r>
+        <w:rPr>
+          <w:rFonts w:ascii="Open Sans;Helvetica;Arial;sans-serif" w:hAnsi="Open Sans;Helvetica;Arial;sans-serif"/>
+          <w:b w:val="false"/>
+          <w:i w:val="false"/>
+          <w:caps w:val="false"/>
+          <w:smallCaps w:val="false"/>
+          <w:color w:val="333333"/>
+          <w:spacing w:val="0"/>
+          <w:sz w:val="24"/>
+        </w:rPr>
+        <w:t xml:space="preserve">- </w:t>
+      </w:r>
+      <w:r>
+        <w:rPr>
+          <w:rFonts w:ascii="Open Sans;Helvetica;Arial;sans-serif" w:hAnsi="Open Sans;Helvetica;Arial;sans-serif"/>
+          <w:b w:val="false"/>
+          <w:i w:val="false"/>
+          <w:caps w:val="false"/>
+          <w:smallCaps w:val="false"/>
+          <w:color w:val="333333"/>
+          <w:spacing w:val="0"/>
+          <w:sz w:val="24"/>
+        </w:rPr>
+        <w:t>Todennäköisesti lämpötahnojen vaihto auttaa</w:t>
+      </w:r>
+    </w:p>
+    <w:p>
+      <w:pPr>
+        <w:pStyle w:val="BodyText"/>
+        <w:widowControl/>
+        <w:pBdr/>
+        <w:bidi w:val="0"/>
+        <w:spacing w:lineRule="auto" w:line="360" w:before="0" w:after="0"/>
+        <w:ind w:hanging="0" w:start="0" w:end="0"/>
+        <w:jc w:val="start"/>
+        <w:rPr>
+          <w:rFonts w:ascii="Open Sans;Helvetica;Arial;sans-serif" w:hAnsi="Open Sans;Helvetica;Arial;sans-serif"/>
+          <w:b w:val="false"/>
+          <w:i w:val="false"/>
+          <w:caps w:val="false"/>
+          <w:smallCaps w:val="false"/>
+          <w:color w:val="333333"/>
+          <w:spacing w:val="0"/>
+          <w:sz w:val="24"/>
+        </w:rPr>
+      </w:pPr>
+      <w:r>
+        <w:rPr>
+          <w:rFonts w:ascii="Open Sans;Helvetica;Arial;sans-serif" w:hAnsi="Open Sans;Helvetica;Arial;sans-serif"/>
+          <w:b w:val="false"/>
+          <w:i w:val="false"/>
+          <w:caps w:val="false"/>
+          <w:smallCaps w:val="false"/>
+          <w:color w:val="333333"/>
+          <w:spacing w:val="0"/>
+          <w:sz w:val="24"/>
+        </w:rPr>
+      </w:r>
+    </w:p>
+    <w:p>
+      <w:pPr>
+        <w:pStyle w:val="BodyText"/>
+        <w:widowControl/>
         <w:numPr>
           <w:ilvl w:val="0"/>
           <w:numId w:val="2"/>
@@ -2653,6 +3424,383 @@
       <w:pPr>
         <w:pStyle w:val="BodyText"/>
         <w:widowControl/>
+        <w:pBdr/>
+        <w:bidi w:val="0"/>
+        <w:spacing w:lineRule="auto" w:line="360" w:before="0" w:after="0"/>
+        <w:ind w:hanging="0" w:start="0" w:end="0"/>
+        <w:jc w:val="start"/>
+        <w:rPr>
+          <w:rFonts w:ascii="Open Sans;Helvetica;Arial;sans-serif" w:hAnsi="Open Sans;Helvetica;Arial;sans-serif"/>
+          <w:b w:val="false"/>
+          <w:i w:val="false"/>
+          <w:caps w:val="false"/>
+          <w:smallCaps w:val="false"/>
+          <w:color w:val="333333"/>
+          <w:spacing w:val="0"/>
+          <w:sz w:val="24"/>
+        </w:rPr>
+      </w:pPr>
+      <w:r>
+        <w:rPr>
+          <w:rFonts w:ascii="Open Sans;Helvetica;Arial;sans-serif" w:hAnsi="Open Sans;Helvetica;Arial;sans-serif"/>
+          <w:b w:val="false"/>
+          <w:i w:val="false"/>
+          <w:caps w:val="false"/>
+          <w:smallCaps w:val="false"/>
+          <w:color w:val="333333"/>
+          <w:spacing w:val="0"/>
+          <w:sz w:val="24"/>
+        </w:rPr>
+        <w:t xml:space="preserve">- </w:t>
+      </w:r>
+      <w:r>
+        <w:rPr>
+          <w:rFonts w:ascii="Open Sans;Helvetica;Arial;sans-serif" w:hAnsi="Open Sans;Helvetica;Arial;sans-serif"/>
+          <w:b w:val="false"/>
+          <w:i w:val="false"/>
+          <w:caps w:val="false"/>
+          <w:smallCaps w:val="false"/>
+          <w:color w:val="333333"/>
+          <w:spacing w:val="0"/>
+          <w:sz w:val="24"/>
+        </w:rPr>
+        <w:t>Nätönohjaimen ajureissa vika? (Päivitys)</w:t>
+      </w:r>
+    </w:p>
+    <w:p>
+      <w:pPr>
+        <w:pStyle w:val="BodyText"/>
+        <w:widowControl/>
+        <w:pBdr/>
+        <w:bidi w:val="0"/>
+        <w:spacing w:lineRule="auto" w:line="360" w:before="0" w:after="0"/>
+        <w:ind w:hanging="0" w:start="0" w:end="0"/>
+        <w:jc w:val="start"/>
+        <w:rPr>
+          <w:rFonts w:ascii="Open Sans;Helvetica;Arial;sans-serif" w:hAnsi="Open Sans;Helvetica;Arial;sans-serif"/>
+          <w:b w:val="false"/>
+          <w:i w:val="false"/>
+          <w:caps w:val="false"/>
+          <w:smallCaps w:val="false"/>
+          <w:color w:val="333333"/>
+          <w:spacing w:val="0"/>
+          <w:sz w:val="24"/>
+        </w:rPr>
+      </w:pPr>
+      <w:r>
+        <w:rPr>
+          <w:rFonts w:ascii="Open Sans;Helvetica;Arial;sans-serif" w:hAnsi="Open Sans;Helvetica;Arial;sans-serif"/>
+          <w:b w:val="false"/>
+          <w:i w:val="false"/>
+          <w:caps w:val="false"/>
+          <w:smallCaps w:val="false"/>
+          <w:color w:val="333333"/>
+          <w:spacing w:val="0"/>
+          <w:sz w:val="24"/>
+        </w:rPr>
+      </w:r>
+    </w:p>
+    <w:p>
+      <w:pPr>
+        <w:pStyle w:val="BodyText"/>
+        <w:widowControl/>
+        <w:pBdr/>
+        <w:bidi w:val="0"/>
+        <w:spacing w:lineRule="auto" w:line="360" w:before="0" w:after="0"/>
+        <w:ind w:hanging="0" w:start="0" w:end="0"/>
+        <w:jc w:val="start"/>
+        <w:rPr>
+          <w:rFonts w:ascii="Open Sans;Helvetica;Arial;sans-serif" w:hAnsi="Open Sans;Helvetica;Arial;sans-serif"/>
+          <w:b w:val="false"/>
+          <w:i w:val="false"/>
+          <w:caps w:val="false"/>
+          <w:smallCaps w:val="false"/>
+          <w:color w:val="333333"/>
+          <w:spacing w:val="0"/>
+          <w:sz w:val="24"/>
+        </w:rPr>
+      </w:pPr>
+      <w:r>
+        <w:rPr>
+          <w:rFonts w:ascii="Open Sans;Helvetica;Arial;sans-serif" w:hAnsi="Open Sans;Helvetica;Arial;sans-serif"/>
+          <w:b w:val="false"/>
+          <w:i w:val="false"/>
+          <w:caps w:val="false"/>
+          <w:smallCaps w:val="false"/>
+          <w:color w:val="333333"/>
+          <w:spacing w:val="0"/>
+          <w:sz w:val="24"/>
+        </w:rPr>
+      </w:r>
+    </w:p>
+    <w:p>
+      <w:pPr>
+        <w:pStyle w:val="BodyText"/>
+        <w:widowControl/>
+        <w:pBdr/>
+        <w:bidi w:val="0"/>
+        <w:spacing w:lineRule="auto" w:line="360" w:before="0" w:after="0"/>
+        <w:ind w:hanging="0" w:start="0" w:end="0"/>
+        <w:jc w:val="start"/>
+        <w:rPr>
+          <w:rFonts w:ascii="Open Sans;Helvetica;Arial;sans-serif" w:hAnsi="Open Sans;Helvetica;Arial;sans-serif"/>
+          <w:b w:val="false"/>
+          <w:i w:val="false"/>
+          <w:caps w:val="false"/>
+          <w:smallCaps w:val="false"/>
+          <w:color w:val="333333"/>
+          <w:spacing w:val="0"/>
+          <w:sz w:val="24"/>
+        </w:rPr>
+      </w:pPr>
+      <w:r>
+        <w:rPr>
+          <w:rFonts w:ascii="Open Sans;Helvetica;Arial;sans-serif" w:hAnsi="Open Sans;Helvetica;Arial;sans-serif"/>
+          <w:b w:val="false"/>
+          <w:i w:val="false"/>
+          <w:caps w:val="false"/>
+          <w:smallCaps w:val="false"/>
+          <w:color w:val="333333"/>
+          <w:spacing w:val="0"/>
+          <w:sz w:val="24"/>
+        </w:rPr>
+      </w:r>
+    </w:p>
+    <w:p>
+      <w:pPr>
+        <w:pStyle w:val="BodyText"/>
+        <w:widowControl/>
+        <w:pBdr/>
+        <w:bidi w:val="0"/>
+        <w:spacing w:lineRule="auto" w:line="360" w:before="0" w:after="0"/>
+        <w:ind w:hanging="0" w:start="0" w:end="0"/>
+        <w:jc w:val="start"/>
+        <w:rPr>
+          <w:rFonts w:ascii="Open Sans;Helvetica;Arial;sans-serif" w:hAnsi="Open Sans;Helvetica;Arial;sans-serif"/>
+          <w:b w:val="false"/>
+          <w:i w:val="false"/>
+          <w:caps w:val="false"/>
+          <w:smallCaps w:val="false"/>
+          <w:color w:val="333333"/>
+          <w:spacing w:val="0"/>
+          <w:sz w:val="24"/>
+        </w:rPr>
+      </w:pPr>
+      <w:r>
+        <w:rPr>
+          <w:rFonts w:ascii="Open Sans;Helvetica;Arial;sans-serif" w:hAnsi="Open Sans;Helvetica;Arial;sans-serif"/>
+          <w:b w:val="false"/>
+          <w:i w:val="false"/>
+          <w:caps w:val="false"/>
+          <w:smallCaps w:val="false"/>
+          <w:color w:val="333333"/>
+          <w:spacing w:val="0"/>
+          <w:sz w:val="24"/>
+        </w:rPr>
+      </w:r>
+    </w:p>
+    <w:p>
+      <w:pPr>
+        <w:pStyle w:val="BodyText"/>
+        <w:widowControl/>
+        <w:pBdr/>
+        <w:bidi w:val="0"/>
+        <w:spacing w:lineRule="auto" w:line="360" w:before="0" w:after="0"/>
+        <w:ind w:hanging="0" w:start="0" w:end="0"/>
+        <w:jc w:val="start"/>
+        <w:rPr>
+          <w:rFonts w:ascii="Open Sans;Helvetica;Arial;sans-serif" w:hAnsi="Open Sans;Helvetica;Arial;sans-serif"/>
+          <w:b w:val="false"/>
+          <w:i w:val="false"/>
+          <w:caps w:val="false"/>
+          <w:smallCaps w:val="false"/>
+          <w:color w:val="333333"/>
+          <w:spacing w:val="0"/>
+          <w:sz w:val="24"/>
+        </w:rPr>
+      </w:pPr>
+      <w:r>
+        <w:rPr>
+          <w:rFonts w:ascii="Open Sans;Helvetica;Arial;sans-serif" w:hAnsi="Open Sans;Helvetica;Arial;sans-serif"/>
+          <w:b w:val="false"/>
+          <w:i w:val="false"/>
+          <w:caps w:val="false"/>
+          <w:smallCaps w:val="false"/>
+          <w:color w:val="333333"/>
+          <w:spacing w:val="0"/>
+          <w:sz w:val="24"/>
+        </w:rPr>
+      </w:r>
+    </w:p>
+    <w:p>
+      <w:pPr>
+        <w:pStyle w:val="BodyText"/>
+        <w:widowControl/>
+        <w:pBdr/>
+        <w:bidi w:val="0"/>
+        <w:spacing w:lineRule="auto" w:line="360" w:before="0" w:after="0"/>
+        <w:ind w:hanging="0" w:start="0" w:end="0"/>
+        <w:jc w:val="start"/>
+        <w:rPr>
+          <w:rFonts w:ascii="Open Sans;Helvetica;Arial;sans-serif" w:hAnsi="Open Sans;Helvetica;Arial;sans-serif"/>
+          <w:b w:val="false"/>
+          <w:i w:val="false"/>
+          <w:caps w:val="false"/>
+          <w:smallCaps w:val="false"/>
+          <w:color w:val="333333"/>
+          <w:spacing w:val="0"/>
+          <w:sz w:val="24"/>
+        </w:rPr>
+      </w:pPr>
+      <w:r>
+        <w:rPr>
+          <w:rFonts w:ascii="Open Sans;Helvetica;Arial;sans-serif" w:hAnsi="Open Sans;Helvetica;Arial;sans-serif"/>
+          <w:b w:val="false"/>
+          <w:i w:val="false"/>
+          <w:caps w:val="false"/>
+          <w:smallCaps w:val="false"/>
+          <w:color w:val="333333"/>
+          <w:spacing w:val="0"/>
+          <w:sz w:val="24"/>
+        </w:rPr>
+      </w:r>
+    </w:p>
+    <w:p>
+      <w:pPr>
+        <w:pStyle w:val="BodyText"/>
+        <w:widowControl/>
+        <w:pBdr/>
+        <w:bidi w:val="0"/>
+        <w:spacing w:lineRule="auto" w:line="360" w:before="0" w:after="0"/>
+        <w:ind w:hanging="0" w:start="0" w:end="0"/>
+        <w:jc w:val="start"/>
+        <w:rPr>
+          <w:rFonts w:ascii="Open Sans;Helvetica;Arial;sans-serif" w:hAnsi="Open Sans;Helvetica;Arial;sans-serif"/>
+          <w:b w:val="false"/>
+          <w:i w:val="false"/>
+          <w:caps w:val="false"/>
+          <w:smallCaps w:val="false"/>
+          <w:color w:val="333333"/>
+          <w:spacing w:val="0"/>
+          <w:sz w:val="24"/>
+        </w:rPr>
+      </w:pPr>
+      <w:r>
+        <w:rPr>
+          <w:rFonts w:ascii="Open Sans;Helvetica;Arial;sans-serif" w:hAnsi="Open Sans;Helvetica;Arial;sans-serif"/>
+          <w:b w:val="false"/>
+          <w:i w:val="false"/>
+          <w:caps w:val="false"/>
+          <w:smallCaps w:val="false"/>
+          <w:color w:val="333333"/>
+          <w:spacing w:val="0"/>
+          <w:sz w:val="24"/>
+        </w:rPr>
+      </w:r>
+    </w:p>
+    <w:p>
+      <w:pPr>
+        <w:pStyle w:val="BodyText"/>
+        <w:widowControl/>
+        <w:pBdr/>
+        <w:bidi w:val="0"/>
+        <w:spacing w:lineRule="auto" w:line="360" w:before="0" w:after="0"/>
+        <w:ind w:hanging="0" w:start="0" w:end="0"/>
+        <w:jc w:val="start"/>
+        <w:rPr>
+          <w:rFonts w:ascii="Open Sans;Helvetica;Arial;sans-serif" w:hAnsi="Open Sans;Helvetica;Arial;sans-serif"/>
+          <w:b w:val="false"/>
+          <w:i w:val="false"/>
+          <w:caps w:val="false"/>
+          <w:smallCaps w:val="false"/>
+          <w:color w:val="333333"/>
+          <w:spacing w:val="0"/>
+          <w:sz w:val="24"/>
+        </w:rPr>
+      </w:pPr>
+      <w:r>
+        <w:rPr>
+          <w:rFonts w:ascii="Open Sans;Helvetica;Arial;sans-serif" w:hAnsi="Open Sans;Helvetica;Arial;sans-serif"/>
+          <w:b w:val="false"/>
+          <w:i w:val="false"/>
+          <w:caps w:val="false"/>
+          <w:smallCaps w:val="false"/>
+          <w:color w:val="333333"/>
+          <w:spacing w:val="0"/>
+          <w:sz w:val="24"/>
+        </w:rPr>
+      </w:r>
+    </w:p>
+    <w:p>
+      <w:pPr>
+        <w:pStyle w:val="BodyText"/>
+        <w:widowControl/>
+        <w:pBdr/>
+        <w:bidi w:val="0"/>
+        <w:spacing w:lineRule="auto" w:line="360" w:before="0" w:after="0"/>
+        <w:ind w:hanging="0" w:start="0" w:end="0"/>
+        <w:jc w:val="start"/>
+        <w:rPr>
+          <w:rFonts w:ascii="Open Sans;Helvetica;Arial;sans-serif" w:hAnsi="Open Sans;Helvetica;Arial;sans-serif"/>
+          <w:b w:val="false"/>
+          <w:i w:val="false"/>
+          <w:caps w:val="false"/>
+          <w:smallCaps w:val="false"/>
+          <w:color w:val="333333"/>
+          <w:spacing w:val="0"/>
+          <w:sz w:val="24"/>
+        </w:rPr>
+      </w:pPr>
+      <w:r>
+        <w:rPr>
+          <w:rFonts w:ascii="Open Sans;Helvetica;Arial;sans-serif" w:hAnsi="Open Sans;Helvetica;Arial;sans-serif"/>
+          <w:b w:val="false"/>
+          <w:i w:val="false"/>
+          <w:caps w:val="false"/>
+          <w:smallCaps w:val="false"/>
+          <w:color w:val="333333"/>
+          <w:spacing w:val="0"/>
+          <w:sz w:val="24"/>
+        </w:rPr>
+      </w:r>
+    </w:p>
+    <w:p>
+      <w:pPr>
+        <w:pStyle w:val="BodyText"/>
+        <w:widowControl/>
+        <w:pBdr/>
+        <w:bidi w:val="0"/>
+        <w:spacing w:lineRule="auto" w:line="360" w:before="0" w:after="0"/>
+        <w:ind w:hanging="0" w:start="0" w:end="0"/>
+        <w:jc w:val="start"/>
+        <w:rPr>
+          <w:rFonts w:ascii="Open Sans;Helvetica;Arial;sans-serif" w:hAnsi="Open Sans;Helvetica;Arial;sans-serif"/>
+          <w:b w:val="false"/>
+          <w:i w:val="false"/>
+          <w:caps w:val="false"/>
+          <w:smallCaps w:val="false"/>
+          <w:color w:val="333333"/>
+          <w:spacing w:val="0"/>
+          <w:sz w:val="24"/>
+        </w:rPr>
+      </w:pPr>
+      <w:r>
+        <w:rPr>
+          <w:rFonts w:ascii="Open Sans;Helvetica;Arial;sans-serif" w:hAnsi="Open Sans;Helvetica;Arial;sans-serif"/>
+          <w:b w:val="false"/>
+          <w:i w:val="false"/>
+          <w:caps w:val="false"/>
+          <w:smallCaps w:val="false"/>
+          <w:color w:val="333333"/>
+          <w:spacing w:val="0"/>
+          <w:sz w:val="24"/>
+        </w:rPr>
+      </w:r>
+    </w:p>
+    <w:p>
+      <w:pPr>
+        <w:pStyle w:val="BodyText"/>
+        <w:widowControl/>
         <w:numPr>
           <w:ilvl w:val="0"/>
           <w:numId w:val="2"/>
@@ -2693,6 +3841,182 @@
     </w:p>
     <w:p>
       <w:pPr>
+        <w:pStyle w:val="Heading2"/>
+        <w:bidi w:val="0"/>
+        <w:jc w:val="start"/>
+        <w:rPr/>
+      </w:pPr>
+      <w:r>
+        <w:rPr/>
+        <w:t>5 esimerkkivirhetilannetta (”oman kokemuksen kautta”)</w:t>
+      </w:r>
+    </w:p>
+    <w:p>
+      <w:pPr>
+        <w:pStyle w:val="Heading3"/>
+        <w:bidi w:val="0"/>
+        <w:jc w:val="start"/>
+        <w:rPr/>
+      </w:pPr>
+      <w:r>
+        <w:rPr/>
+        <w:t>1️⃣ Tietokone ei käynnisty päivityksen jälkeen</w:t>
+      </w:r>
+    </w:p>
+    <w:p>
+      <w:pPr>
+        <w:pStyle w:val="BodyText"/>
+        <w:bidi w:val="0"/>
+        <w:jc w:val="start"/>
+        <w:rPr/>
+      </w:pPr>
+      <w:r>
+        <w:rPr/>
+        <w:t>Päivitin Windowsin, jonka jälkeen tietokone jäi käynnistyessä loputtomaan latausruutuun. Järjestelmä ei päässyt työpöydälle asti ja vaati palautustoimia.</w:t>
+      </w:r>
+    </w:p>
+    <w:p>
+      <w:pPr>
+        <w:pStyle w:val="Vaakaviiva"/>
+        <w:bidi w:val="0"/>
+        <w:jc w:val="start"/>
+        <w:rPr/>
+      </w:pPr>
+      <w:r>
+        <w:rPr/>
+      </w:r>
+    </w:p>
+    <w:p>
+      <w:pPr>
+        <w:pStyle w:val="Heading3"/>
+        <w:bidi w:val="0"/>
+        <w:jc w:val="start"/>
+        <w:rPr/>
+      </w:pPr>
+      <w:r>
+        <w:rPr/>
+        <w:t>2️⃣ Ulkoinen kovalevy katoaa välillä</w:t>
+      </w:r>
+    </w:p>
+    <w:p>
+      <w:pPr>
+        <w:pStyle w:val="BodyText"/>
+        <w:bidi w:val="0"/>
+        <w:jc w:val="start"/>
+        <w:rPr/>
+      </w:pPr>
+      <w:r>
+        <w:rPr/>
+        <w:t>Ulkoinen kovalevy näkyy joskus resurssienhallinnassa ja joskus ei. Tiedostojen kopiointi keskeytyy ja yhteys levyyn katkeaa yllättäen.</w:t>
+      </w:r>
+    </w:p>
+    <w:p>
+      <w:pPr>
+        <w:pStyle w:val="Vaakaviiva"/>
+        <w:bidi w:val="0"/>
+        <w:jc w:val="start"/>
+        <w:rPr/>
+      </w:pPr>
+      <w:r>
+        <w:rPr/>
+      </w:r>
+    </w:p>
+    <w:p>
+      <w:pPr>
+        <w:pStyle w:val="Heading3"/>
+        <w:bidi w:val="0"/>
+        <w:jc w:val="start"/>
+        <w:rPr/>
+      </w:pPr>
+      <w:r>
+        <w:rPr/>
+        <w:t>3️⃣ Internet toimii, mutta verkkosivut eivät aukea</w:t>
+      </w:r>
+    </w:p>
+    <w:p>
+      <w:pPr>
+        <w:pStyle w:val="BodyText"/>
+        <w:bidi w:val="0"/>
+        <w:jc w:val="start"/>
+        <w:rPr/>
+      </w:pPr>
+      <w:r>
+        <w:rPr/>
+        <w:t>Tietokone on yhdistetty Wi-Fiin, mutta selaimessa mikään sivu ei lataudu. Ongelma johtui virheellisistä DNS-asetuksista.</w:t>
+      </w:r>
+    </w:p>
+    <w:p>
+      <w:pPr>
+        <w:pStyle w:val="Vaakaviiva"/>
+        <w:bidi w:val="0"/>
+        <w:jc w:val="start"/>
+        <w:rPr/>
+      </w:pPr>
+      <w:r>
+        <w:rPr/>
+      </w:r>
+    </w:p>
+    <w:p>
+      <w:pPr>
+        <w:pStyle w:val="Heading3"/>
+        <w:bidi w:val="0"/>
+        <w:jc w:val="start"/>
+        <w:rPr/>
+      </w:pPr>
+      <w:r>
+        <w:rPr/>
+        <w:t>4️⃣ Ohjelma ei käynnisty, vaikka se on asennettu</w:t>
+      </w:r>
+    </w:p>
+    <w:p>
+      <w:pPr>
+        <w:pStyle w:val="BodyText"/>
+        <w:bidi w:val="0"/>
+        <w:jc w:val="start"/>
+        <w:rPr/>
+      </w:pPr>
+      <w:r>
+        <w:rPr/>
+        <w:t>Asennettu ohjelma antaa virheilmoituksen käynnistettäessä tai ei reagoi lainkaan. Syynä oli puuttuva kirjasto tai väärä käyttöjärjestelmäversio.</w:t>
+      </w:r>
+    </w:p>
+    <w:p>
+      <w:pPr>
+        <w:pStyle w:val="Vaakaviiva"/>
+        <w:bidi w:val="0"/>
+        <w:jc w:val="start"/>
+        <w:rPr/>
+      </w:pPr>
+      <w:r>
+        <w:rPr/>
+      </w:r>
+    </w:p>
+    <w:p>
+      <w:pPr>
+        <w:pStyle w:val="Heading3"/>
+        <w:bidi w:val="0"/>
+        <w:jc w:val="start"/>
+        <w:rPr/>
+      </w:pPr>
+      <w:r>
+        <w:rPr/>
+        <w:t>5️⃣ Ääni katoaa kokonaan</w:t>
+      </w:r>
+    </w:p>
+    <w:p>
+      <w:pPr>
+        <w:pStyle w:val="BodyText"/>
+        <w:bidi w:val="0"/>
+        <w:jc w:val="start"/>
+        <w:rPr/>
+      </w:pPr>
+      <w:r>
+        <w:rPr/>
+        <w:t>Tietokoneessa ei kuulu ääntä kaiuttimista tai kuulokkeista, vaikka äänenvoimakkuus on päällä. Ongelma johtui väärästä toistolaitteesta tai puuttuvasta ääniajurista.</w:t>
+      </w:r>
+    </w:p>
+    <w:p>
+      <w:pPr>
         <w:pStyle w:val="Normal"/>
         <w:bidi w:val="0"/>
         <w:jc w:val="start"/>
@@ -2700,6 +4024,7 @@
       </w:pPr>
       <w:r>
         <w:rPr/>
+        <w:t>(Lähde ChatGPT)</w:t>
       </w:r>
     </w:p>
     <w:sectPr>
@@ -2734,6 +4059,7 @@
     <w:lvl w:ilvl="1">
       <w:start w:val="1"/>
       <w:numFmt w:val="none"/>
+      <w:pStyle w:val="Heading2"/>
       <w:suff w:val="nothing"/>
       <w:lvlText w:val=""/>
       <w:lvlJc w:val="start"/>
@@ -2747,6 +4073,7 @@
     <w:lvl w:ilvl="2">
       <w:start w:val="1"/>
       <w:numFmt w:val="none"/>
+      <w:pStyle w:val="Heading3"/>
       <w:suff w:val="nothing"/>
       <w:lvlText w:val=""/>
       <w:lvlJc w:val="start"/>
@@ -3155,6 +4482,40 @@
       <w:bCs/>
       <w:sz w:val="48"/>
       <w:szCs w:val="48"/>
+    </w:rPr>
+  </w:style>
+  <w:style w:type="paragraph" w:styleId="Heading2">
+    <w:name w:val="heading 2"/>
+    <w:basedOn w:val="Otsikko"/>
+    <w:next w:val="BodyText"/>
+    <w:qFormat/>
+    <w:pPr>
+      <w:spacing w:before="200" w:after="120"/>
+      <w:outlineLvl w:val="1"/>
+    </w:pPr>
+    <w:rPr>
+      <w:rFonts w:ascii="Liberation Serif" w:hAnsi="Liberation Serif" w:eastAsia="Noto Serif CJK SC" w:cs="Noto Sans Devanagari"/>
+      <w:b/>
+      <w:bCs/>
+      <w:sz w:val="36"/>
+      <w:szCs w:val="36"/>
+    </w:rPr>
+  </w:style>
+  <w:style w:type="paragraph" w:styleId="Heading3">
+    <w:name w:val="heading 3"/>
+    <w:basedOn w:val="Otsikko"/>
+    <w:next w:val="BodyText"/>
+    <w:qFormat/>
+    <w:pPr>
+      <w:spacing w:before="140" w:after="120"/>
+      <w:outlineLvl w:val="2"/>
+    </w:pPr>
+    <w:rPr>
+      <w:rFonts w:ascii="Liberation Serif" w:hAnsi="Liberation Serif" w:eastAsia="Noto Serif CJK SC" w:cs="Noto Sans Devanagari"/>
+      <w:b/>
+      <w:bCs/>
+      <w:sz w:val="28"/>
+      <w:szCs w:val="28"/>
     </w:rPr>
   </w:style>
   <w:style w:type="character" w:styleId="Numerointisymbolit">
@@ -3241,6 +4602,46 @@
     </w:pPr>
     <w:rPr>
       <w:rFonts w:cs="Noto Sans Devanagari"/>
+    </w:rPr>
+  </w:style>
+  <w:style w:type="paragraph" w:styleId="Taulukonsislt">
+    <w:name w:val="Taulukon sisältö"/>
+    <w:basedOn w:val="Normal"/>
+    <w:qFormat/>
+    <w:pPr>
+      <w:widowControl w:val="false"/>
+      <w:suppressLineNumbers/>
+    </w:pPr>
+    <w:rPr/>
+  </w:style>
+  <w:style w:type="paragraph" w:styleId="Taulukonotsikko">
+    <w:name w:val="Taulukon otsikko"/>
+    <w:basedOn w:val="Taulukonsislt"/>
+    <w:qFormat/>
+    <w:pPr>
+      <w:suppressLineNumbers/>
+      <w:jc w:val="center"/>
+    </w:pPr>
+    <w:rPr>
+      <w:b/>
+      <w:bCs/>
+    </w:rPr>
+  </w:style>
+  <w:style w:type="paragraph" w:styleId="Vaakaviiva">
+    <w:name w:val="Vaakaviiva"/>
+    <w:basedOn w:val="Normal"/>
+    <w:next w:val="BodyText"/>
+    <w:qFormat/>
+    <w:pPr>
+      <w:suppressLineNumbers/>
+      <w:pBdr>
+        <w:bottom w:val="double" w:sz="2" w:space="0" w:color="808080"/>
+      </w:pBdr>
+      <w:spacing w:before="0" w:after="283"/>
+    </w:pPr>
+    <w:rPr>
+      <w:sz w:val="12"/>
+      <w:szCs w:val="12"/>
     </w:rPr>
   </w:style>
 </w:styles>
